--- a/docs/formatted_documents/docx/further_research/research_roadmap.docx
+++ b/docs/formatted_documents/docx/further_research/research_roadmap.docx
@@ -201,7 +201,7 @@
         <w:ind w:left="0"/>
       </w:pPr>
       <w:r>
-        <w:t>check whether Grad-CAM highlights plausible handwriting regions</w:t>
+        <w:t>check whether Grad-CAM highlights plausible archived image regions</w:t>
       </w:r>
     </w:p>
     <w:p>
@@ -312,7 +312,7 @@
         <w:ind w:left="0"/>
       </w:pPr>
       <w:r>
-        <w:t>compare handwriting, speech, and reading-behavior feature families</w:t>
+        <w:t>compare archived image, speech, and reading-behavior feature families</w:t>
       </w:r>
     </w:p>
     <w:p>
